--- a/conference/word/main.docx
+++ b/conference/word/main.docx
@@ -124,13 +124,13 @@
         <w:t xml:space="preserve"> </w:t>
       </w:r>
       <w:r>
-        <w:t xml:space="preserve">and five HIDSAG mineral subsets, the diagnostic yields a striking</w:t>
-      </w:r>
-      <w:r>
-        <w:t xml:space="preserve"> </w:t>
-      </w:r>
-      <w:r>
-        <w:t xml:space="preserve">result: topic identities on Salinas-A under SWIR-only restriction</w:t>
+        <w:t xml:space="preserve">and five HIDSAG mineral subsets, the diagnostic separates the</w:t>
+      </w:r>
+      <w:r>
+        <w:t xml:space="preserve"> </w:t>
+      </w:r>
+      <w:r>
+        <w:t xml:space="preserve">scenes: topic identities on Salinas-A under SWIR-only restriction</w:t>
       </w:r>
       <w:r>
         <w:t xml:space="preserve"> </w:t>
@@ -156,7 +156,7 @@
         <w:t xml:space="preserve"> </w:t>
       </w:r>
       <w:r>
-        <w:t xml:space="preserve">KSC and Botswana paired ARI is </w:t>
+        <w:t xml:space="preserve">KSC paired ARI is </w:t>
       </w:r>
       <m:oMath>
         <m:r>
@@ -173,7 +173,52 @@
         <w:t xml:space="preserve"> </w:t>
       </w:r>
       <w:r>
-        <w:t xml:space="preserve">under every mask.</w:t>
+        <w:t xml:space="preserve">under every mask, and Botswana falls</w:t>
+      </w:r>
+      <w:r>
+        <w:t xml:space="preserve"> </w:t>
+      </w:r>
+      <w:r>
+        <w:t xml:space="preserve">to</w:t>
+      </w:r>
+      <w:r>
+        <w:t xml:space="preserve"> </w:t>
+      </w:r>
+      <m:oMath>
+        <m:r>
+          <m:rPr>
+            <m:sty m:val="p"/>
+          </m:rPr>
+          <m:t>≈</m:t>
+        </m:r>
+        <m:r>
+          <m:t>0.01</m:t>
+        </m:r>
+      </m:oMath>
+      <w:r>
+        <w:t xml:space="preserve"> </w:t>
+      </w:r>
+      <w:r>
+        <w:t xml:space="preserve">only under SWIR (elsewhere</w:t>
+      </w:r>
+      <w:r>
+        <w:t xml:space="preserve"> </w:t>
+      </w:r>
+      <m:oMath>
+        <m:r>
+          <m:t>0.11</m:t>
+        </m:r>
+      </m:oMath>
+      <w:r>
+        <w:t xml:space="preserve">–</w:t>
+      </w:r>
+      <m:oMath>
+        <m:r>
+          <m:t>0.13</m:t>
+        </m:r>
+      </m:oMath>
+      <w:r>
+        <w:t xml:space="preserve">).</w:t>
       </w:r>
       <w:r>
         <w:t xml:space="preserve"> </w:t>
@@ -197,7 +242,13 @@
         <w:t xml:space="preserve"> </w:t>
       </w:r>
       <w:r>
-        <w:t xml:space="preserve">on which it is not. We release the full sweep (20+24 LDA refits)</w:t>
+        <w:t xml:space="preserve">on which it is not. We release the full sweep (44 LDA refit</w:t>
+      </w:r>
+      <w:r>
+        <w:t xml:space="preserve"> </w:t>
+      </w:r>
+      <w:r>
+        <w:t xml:space="preserve">attempts, 43 successful)</w:t>
       </w:r>
       <w:r>
         <w:t xml:space="preserve"> </w:t>
@@ -277,13 +328,19 @@
         <w:t xml:space="preserve"> </w:t>
       </w:r>
       <w:r>
-        <w:t xml:space="preserve">spectral mixtures: each pixel</w:t>
-      </w:r>
-      <w:r>
-        <w:t xml:space="preserve"> </w:t>
-      </w:r>
-      <w:r>
-        <w:t xml:space="preserve">becomes a document of quantised band-frequency tokens, and the</w:t>
+        <w:t xml:space="preserve">spectral mixtures: each spectral</w:t>
+      </w:r>
+      <w:r>
+        <w:t xml:space="preserve"> </w:t>
+      </w:r>
+      <w:r>
+        <w:t xml:space="preserve">unit (canonically a pixel, but optionally a region, patch, or full</w:t>
+      </w:r>
+      <w:r>
+        <w:t xml:space="preserve"> </w:t>
+      </w:r>
+      <w:r>
+        <w:t xml:space="preserve">sample) becomes a document of quantised band-frequency tokens, and the</w:t>
       </w:r>
       <w:r>
         <w:t xml:space="preserve"> </w:t>
@@ -383,7 +440,7 @@
         <w:t xml:space="preserve"> </w:t>
       </w:r>
       <w:r>
-        <w:t xml:space="preserve">uses — as features for a linear classifier, as a soft gate over</w:t>
+        <w:t xml:space="preserve">uses: as features for a linear classifier, as a soft gate over</w:t>
       </w:r>
       <w:r>
         <w:t xml:space="preserve"> </w:t>
@@ -401,7 +458,7 @@
         <w:t xml:space="preserve"> </w:t>
       </w:r>
       <w:r>
-        <w:t xml:space="preserve">(Zou and Zare 2017; Liu et al. 2019; Bioucas-Dias et al. 2012)</w:t>
+        <w:t xml:space="preserve">(Zou and Zare 2017; Bioucas-Dias et al. 2012)</w:t>
       </w:r>
       <w:r>
         <w:t xml:space="preserve">.</w:t>
@@ -463,7 +520,7 @@
         <w:t xml:space="preserve"> </w:t>
       </w:r>
       <w:r>
-        <w:t xml:space="preserve">We argue that a third axis — robustness to the choice of</w:t>
+        <w:t xml:space="preserve">We argue that a third axis, robustness to the choice of</w:t>
       </w:r>
       <w:r>
         <w:t xml:space="preserve"> </w:t>
@@ -476,10 +533,7 @@
         <w:t xml:space="preserve">spectral window</w:t>
       </w:r>
       <w:r>
-        <w:t xml:space="preserve"> </w:t>
-      </w:r>
-      <w:r>
-        <w:t xml:space="preserve">— is at least as informative and is rarely</w:t>
+        <w:t xml:space="preserve">, is at least as informative and is rarely</w:t>
       </w:r>
       <w:r>
         <w:t xml:space="preserve"> </w:t>
@@ -667,7 +721,36 @@
         <w:t xml:space="preserve"> </w:t>
       </w:r>
       <w:r>
-        <w:t xml:space="preserve">benchmarks and five HIDSAG mineral subsets, totalling 44 refits.</w:t>
+        <w:t xml:space="preserve">benchmarks and five HIDSAG mineral subsets, totalling 44 refit</w:t>
+      </w:r>
+      <w:r>
+        <w:t xml:space="preserve"> </w:t>
+      </w:r>
+      <w:r>
+        <w:t xml:space="preserve">attempts (43 successful; Pavia U</w:t>
+      </w:r>
+      <w:r>
+        <w:t xml:space="preserve"> </w:t>
+      </w:r>
+      <m:oMath>
+        <m:r>
+          <m:rPr>
+            <m:sty m:val="p"/>
+          </m:rPr>
+          <m:t>×</m:t>
+        </m:r>
+      </m:oMath>
+      <w:r>
+        <w:t xml:space="preserve"> </w:t>
+      </w:r>
+      <w:r>
+        <w:t xml:space="preserve">SWIR is VNIR-only and</w:t>
+      </w:r>
+      <w:r>
+        <w:t xml:space="preserve"> </w:t>
+      </w:r>
+      <w:r>
+        <w:t xml:space="preserve">auto-skipped).</w:t>
       </w:r>
       <w:r>
         <w:t xml:space="preserve"> </w:t>
@@ -679,7 +762,7 @@
         <w:t xml:space="preserve"> </w:t>
       </w:r>
       <w:r>
-        <w:t xml:space="preserve">topics are band-robust (paired ARI 0.4–0.77) and scenes whose</w:t>
+        <w:t xml:space="preserve">topics are band-robust (paired ARI 0.35–0.77) and scenes whose</w:t>
       </w:r>
       <w:r>
         <w:t xml:space="preserve"> </w:t>
@@ -726,7 +809,7 @@
         <w:t xml:space="preserve"> </w:t>
       </w:r>
       <w:r>
-        <w:t xml:space="preserve">(1726+ JSON and</w:t>
+        <w:t xml:space="preserve">(3895 JSON and</w:t>
       </w:r>
       <w:r>
         <w:t xml:space="preserve"> </w:t>
@@ -793,7 +876,7 @@
         <w:t xml:space="preserve"> </w:t>
       </w:r>
       <w:r>
-        <w:t xml:space="preserve">109-endpoint smoke harness.</w:t>
+        <w:t xml:space="preserve">109-endpoint test harness.</w:t>
       </w:r>
     </w:p>
     <w:p>
@@ -1030,19 +1113,16 @@
         <w:t xml:space="preserve"> </w:t>
       </w:r>
       <w:r>
-        <w:t xml:space="preserve">into a discrete band-frequency document using the V1 recipe of the</w:t>
-      </w:r>
-      <w:r>
-        <w:t xml:space="preserve"> </w:t>
-      </w:r>
-      <w:r>
-        <w:t xml:space="preserve">companion code repository</w:t>
-      </w:r>
-      <w:r>
-        <w:t xml:space="preserve"> </w:t>
-      </w:r>
-      <w:r>
-        <w:t xml:space="preserve">(Plaza et al. 2009)</w:t>
+        <w:t xml:space="preserve">into a discrete band-frequency document using the V1 recipe</w:t>
+      </w:r>
+      <w:r>
+        <w:t xml:space="preserve"> </w:t>
+      </w:r>
+      <w:r>
+        <w:t xml:space="preserve">introduced in </w:t>
+      </w:r>
+      <w:r>
+        <w:t xml:space="preserve">(Santibañez-Leal et al. 2022)</w:t>
       </w:r>
       <w:r>
         <w:t xml:space="preserve">: each spectrum is</w:t>
@@ -2075,13 +2155,13 @@
         <w:t xml:space="preserve"> </w:t>
       </w:r>
       <w:r>
-        <w:t xml:space="preserve">(uses the unmasked spectrum’s Fisher ranking; a clean information-</w:t>
-      </w:r>
-      <w:r>
-        <w:t xml:space="preserve"> </w:t>
-      </w:r>
-      <w:r>
-        <w:t xml:space="preserve">theoretic ablation is out of scope of the diagnostic).</w:t>
+        <w:t xml:space="preserve">(uses the unmasked spectrum’s Fisher ranking; a clean</w:t>
+      </w:r>
+      <w:r>
+        <w:t xml:space="preserve"> </w:t>
+      </w:r>
+      <w:r>
+        <w:t xml:space="preserve">information-theoretic ablation is out of scope of the diagnostic).</w:t>
       </w:r>
     </w:p>
     <w:p>
@@ -3567,7 +3647,7 @@
         <w:pStyle w:val="FirstParagraph"/>
       </w:pPr>
       <w:r>
-        <w:t xml:space="preserve">For every (scene, mask) tuple we report:</w:t>
+        <w:t xml:space="preserve">For every (scene, mask) tuple we compute:</w:t>
       </w:r>
       <w:r>
         <w:t xml:space="preserve"> </w:t>
@@ -3626,6 +3706,49 @@
       </w:r>
       <w:r>
         <w:t xml:space="preserve">discriminates the same classes as the canonical fit).</w:t>
+      </w:r>
+      <w:r>
+        <w:t xml:space="preserve"> </w:t>
+      </w:r>
+      <w:r>
+        <w:t xml:space="preserve">Section </w:t>
+      </w:r>
+      <w:hyperlink w:anchor="sec:results">
+        <w:r>
+          <w:rPr>
+            <w:rStyle w:val="Hyperlink"/>
+          </w:rPr>
+          <w:t xml:space="preserve">4</w:t>
+        </w:r>
+      </w:hyperlink>
+      <w:r>
+        <w:t xml:space="preserve"> </w:t>
+      </w:r>
+      <w:r>
+        <w:t xml:space="preserve">reports (i) and (ii); (iii) and (iv) are</w:t>
+      </w:r>
+      <w:r>
+        <w:t xml:space="preserve"> </w:t>
+      </w:r>
+      <w:r>
+        <w:t xml:space="preserve">recorded in the per-tuple artefacts described in</w:t>
+      </w:r>
+      <w:r>
+        <w:t xml:space="preserve"> </w:t>
+      </w:r>
+      <w:r>
+        <w:t xml:space="preserve">Section </w:t>
+      </w:r>
+      <w:hyperlink w:anchor="sec:repro">
+        <w:r>
+          <w:rPr>
+            <w:rStyle w:val="Hyperlink"/>
+          </w:rPr>
+          <w:t xml:space="preserve">6</w:t>
+        </w:r>
+      </w:hyperlink>
+      <w:r>
+        <w:t xml:space="preserve">.</w:t>
       </w:r>
     </w:p>
     <w:bookmarkEnd w:id="15"/>
@@ -3698,7 +3821,7 @@
         <w:t xml:space="preserve"> </w:t>
       </w:r>
       <w:r>
-        <w:t xml:space="preserve">benchmarks. KSC and Botswana paired ARI is</w:t>
+        <w:t xml:space="preserve">benchmarks. KSC paired ARI is</w:t>
       </w:r>
       <w:r>
         <w:t xml:space="preserve"> </w:t>
@@ -3718,13 +3841,41 @@
         <w:t xml:space="preserve"> </w:t>
       </w:r>
       <w:r>
-        <w:t xml:space="preserve">across all</w:t>
-      </w:r>
-      <w:r>
-        <w:t xml:space="preserve"> </w:t>
-      </w:r>
-      <w:r>
-        <w:t xml:space="preserve">four masks; Salinas-A under SWIR-only reaches</w:t>
+        <w:t xml:space="preserve">across all four masks</w:t>
+      </w:r>
+      <w:r>
+        <w:t xml:space="preserve"> </w:t>
+      </w:r>
+      <w:r>
+        <w:t xml:space="preserve">(Botswana only under SWIR;</w:t>
+      </w:r>
+      <w:r>
+        <w:t xml:space="preserve"> </w:t>
+      </w:r>
+      <m:oMath>
+        <m:r>
+          <m:t>0.11</m:t>
+        </m:r>
+      </m:oMath>
+      <w:r>
+        <w:t xml:space="preserve">–</w:t>
+      </w:r>
+      <m:oMath>
+        <m:r>
+          <m:t>0.13</m:t>
+        </m:r>
+      </m:oMath>
+      <w:r>
+        <w:t xml:space="preserve"> </w:t>
+      </w:r>
+      <w:r>
+        <w:t xml:space="preserve">under the other three);</w:t>
+      </w:r>
+      <w:r>
+        <w:t xml:space="preserve"> </w:t>
+      </w:r>
+      <w:r>
+        <w:t xml:space="preserve">Salinas-A under SWIR-only reaches</w:t>
       </w:r>
       <w:r>
         <w:t xml:space="preserve"> </w:t>
@@ -4127,7 +4278,7 @@
               <w:jc w:val="center"/>
             </w:pPr>
             <w:r>
-              <w:t xml:space="preserve">—</w:t>
+              <w:t xml:space="preserve">–</w:t>
             </w:r>
           </w:p>
         </w:tc>
@@ -4365,7 +4516,7 @@
         <w:t xml:space="preserve"> </w:t>
       </w:r>
       <w:r>
-        <w:t xml:space="preserve">across all four masks — i.e. the masked LDA assigns</w:t>
+        <w:t xml:space="preserve">across all four masks: the masked LDA assigns</w:t>
       </w:r>
       <w:r>
         <w:t xml:space="preserve"> </w:t>
@@ -4377,36 +4528,76 @@
         <w:t xml:space="preserve"> </w:t>
       </w:r>
       <w:r>
-        <w:t xml:space="preserve">canonical fit. Botswana sits in the same regime save for VNIR and</w:t>
-      </w:r>
-      <w:r>
-        <w:t xml:space="preserve"> </w:t>
-      </w:r>
-      <w:r>
-        <w:t xml:space="preserve">no-water at</w:t>
-      </w:r>
-      <w:r>
-        <w:t xml:space="preserve"> </w:t>
+        <w:t xml:space="preserve">canonical fit. Botswana is at chance only under SWIR (</w:t>
       </w:r>
       <m:oMath>
         <m:r>
-          <m:rPr>
-            <m:sty m:val="p"/>
-          </m:rPr>
-          <m:t>≈</m:t>
-        </m:r>
+          <m:t>0.013</m:t>
+        </m:r>
+      </m:oMath>
+      <w:r>
+        <w:t xml:space="preserve">); under</w:t>
+      </w:r>
+      <w:r>
+        <w:t xml:space="preserve"> </w:t>
+      </w:r>
+      <w:r>
+        <w:t xml:space="preserve">VNIR (</w:t>
+      </w:r>
+      <m:oMath>
+        <m:r>
+          <m:t>0.108</m:t>
+        </m:r>
+      </m:oMath>
+      <w:r>
+        <w:t xml:space="preserve">), no-water (</w:t>
+      </w:r>
+      <m:oMath>
+        <m:r>
+          <m:t>0.127</m:t>
+        </m:r>
+      </m:oMath>
+      <w:r>
+        <w:t xml:space="preserve">) and top-50 Fisher (</w:t>
+      </w:r>
+      <m:oMath>
+        <m:r>
+          <m:t>0.117</m:t>
+        </m:r>
+      </m:oMath>
+      <w:r>
+        <w:t xml:space="preserve">) it sits</w:t>
+      </w:r>
+      <w:r>
+        <w:t xml:space="preserve"> </w:t>
+      </w:r>
+      <w:r>
+        <w:t xml:space="preserve">at</w:t>
+      </w:r>
+      <w:r>
+        <w:t xml:space="preserve"> </w:t>
+      </w:r>
+      <m:oMath>
         <m:r>
           <m:t>0.11</m:t>
         </m:r>
       </m:oMath>
       <w:r>
-        <w:t xml:space="preserve">, still well below the labelled-scene</w:t>
-      </w:r>
-      <w:r>
-        <w:t xml:space="preserve"> </w:t>
-      </w:r>
-      <w:r>
-        <w:t xml:space="preserve">average. The canonical-fit topic identity on these scenes is</w:t>
+        <w:t xml:space="preserve">–</w:t>
+      </w:r>
+      <m:oMath>
+        <m:r>
+          <m:t>0.13</m:t>
+        </m:r>
+      </m:oMath>
+      <w:r>
+        <w:t xml:space="preserve">, still below the band-robust scenes but not</w:t>
+      </w:r>
+      <w:r>
+        <w:t xml:space="preserve"> </w:t>
+      </w:r>
+      <w:r>
+        <w:t xml:space="preserve">chance-level. On KSC the canonical-fit topic identity is</w:t>
       </w:r>
       <w:r>
         <w:t xml:space="preserve"> </w:t>
@@ -4460,10 +4651,24 @@
         </m:r>
       </m:oMath>
       <w:r>
-        <w:t xml:space="preserve"> </w:t>
-      </w:r>
-      <w:r>
-        <w:t xml:space="preserve">— the masked fit recovers nearly the same partition.</w:t>
+        <w:t xml:space="preserve">: the masked fit recovers nearly the same partition</w:t>
+      </w:r>
+      <w:r>
+        <w:t xml:space="preserve"> </w:t>
+      </w:r>
+      <w:r>
+        <w:t xml:space="preserve">(Fig. </w:t>
+      </w:r>
+      <w:hyperlink w:anchor="fig:hungarian-example">
+        <w:r>
+          <w:rPr>
+            <w:rStyle w:val="Hyperlink"/>
+          </w:rPr>
+          <w:t xml:space="preserve">2</w:t>
+        </w:r>
+      </w:hyperlink>
+      <w:r>
+        <w:t xml:space="preserve">).</w:t>
       </w:r>
       <w:r>
         <w:t xml:space="preserve"> </w:t>
@@ -4520,13 +4725,13 @@
         <w:t xml:space="preserve"> </w:t>
       </w:r>
       <w:r>
-        <w:t xml:space="preserve">(KSC swap rates 0.53–0.64; Salinas-A swir swap rate 0.18; full</w:t>
-      </w:r>
-      <w:r>
-        <w:t xml:space="preserve"> </w:t>
-      </w:r>
-      <w:r>
-        <w:t xml:space="preserve">table available in the public artefact set — see</w:t>
+        <w:t xml:space="preserve">(KSC swap rates 0.53–0.64; Salinas-A swir swap rate 0.18; the full</w:t>
+      </w:r>
+      <w:r>
+        <w:t xml:space="preserve"> </w:t>
+      </w:r>
+      <w:r>
+        <w:t xml:space="preserve">table is in the public artefact set described in</w:t>
       </w:r>
       <w:r>
         <w:t xml:space="preserve"> </w:t>
@@ -4554,7 +4759,7 @@
       <w:r>
         <w:drawing>
           <wp:inline>
-            <wp:extent cx="5334000" cy="2592795"/>
+            <wp:extent cx="4267200" cy="2070847"/>
             <wp:effectExtent b="0" l="0" r="0" t="0"/>
             <wp:docPr descr="" title="" id="23" name="Picture"/>
             <a:graphic>
@@ -4575,7 +4780,7 @@
                   <pic:spPr bwMode="auto">
                     <a:xfrm>
                       <a:off x="0" y="0"/>
-                      <a:ext cx="5334000" cy="2592795"/>
+                      <a:ext cx="4267200" cy="2070847"/>
                     </a:xfrm>
                     <a:prstGeom prst="rect">
                       <a:avLst/>
@@ -4622,13 +4827,13 @@
         </m:r>
       </m:oMath>
       <w:r>
-        <w:t xml:space="preserve">). Five of six canonical topics realign to</w:t>
-      </w:r>
-      <w:r>
-        <w:t xml:space="preserve"> </w:t>
-      </w:r>
-      <w:r>
-        <w:t xml:space="preserve">masked topics with confusion-matrix dominance</w:t>
+        <w:t xml:space="preserve">). Five of six canonical topics have a dominant</w:t>
+      </w:r>
+      <w:r>
+        <w:t xml:space="preserve"> </w:t>
+      </w:r>
+      <w:r>
+        <w:t xml:space="preserve">masked topic with confusion-matrix share</w:t>
       </w:r>
       <w:r>
         <w:t xml:space="preserve"> </w:t>
@@ -4645,19 +4850,111 @@
         </m:r>
       </m:oMath>
       <w:r>
-        <w:t xml:space="preserve">; the sixth</w:t>
-      </w:r>
-      <w:r>
-        <w:t xml:space="preserve"> </w:t>
-      </w:r>
-      <w:r>
-        <w:t xml:space="preserve">splits across two masked topics, accounting for most of the residual</w:t>
-      </w:r>
-      <w:r>
-        <w:t xml:space="preserve"> </w:t>
-      </w:r>
-      <w:r>
-        <w:t xml:space="preserve">swap rate.</w:t>
+        <w:t xml:space="preserve">; the sixth (</w:t>
+      </w:r>
+      <m:oMath>
+        <m:sSub>
+          <m:e>
+            <m:r>
+              <m:t>c</m:t>
+            </m:r>
+          </m:e>
+          <m:sub>
+            <m:r>
+              <m:t>0</m:t>
+            </m:r>
+          </m:sub>
+        </m:sSub>
+      </m:oMath>
+      <w:r>
+        <w:t xml:space="preserve">)</w:t>
+      </w:r>
+      <w:r>
+        <w:t xml:space="preserve"> </w:t>
+      </w:r>
+      <w:r>
+        <w:t xml:space="preserve">splits across two masked topics (38 and 28 pixels). Most of the</w:t>
+      </w:r>
+      <w:r>
+        <w:t xml:space="preserve"> </w:t>
+      </w:r>
+      <w:r>
+        <w:t xml:space="preserve">residual swap rate comes from</w:t>
+      </w:r>
+      <w:r>
+        <w:t xml:space="preserve"> </w:t>
+      </w:r>
+      <m:oMath>
+        <m:sSub>
+          <m:e>
+            <m:r>
+              <m:t>c</m:t>
+            </m:r>
+          </m:e>
+          <m:sub>
+            <m:r>
+              <m:t>1</m:t>
+            </m:r>
+          </m:sub>
+        </m:sSub>
+      </m:oMath>
+      <w:r>
+        <w:t xml:space="preserve"> </w:t>
+      </w:r>
+      <w:r>
+        <w:t xml:space="preserve">(120 of the 232 unmatched pixels):</w:t>
+      </w:r>
+      <w:r>
+        <w:t xml:space="preserve"> </w:t>
+      </w:r>
+      <w:r>
+        <w:t xml:space="preserve">its dominant masked topic is also the dominant topic of</w:t>
+      </w:r>
+      <w:r>
+        <w:t xml:space="preserve"> </w:t>
+      </w:r>
+      <m:oMath>
+        <m:sSub>
+          <m:e>
+            <m:r>
+              <m:t>c</m:t>
+            </m:r>
+          </m:e>
+          <m:sub>
+            <m:r>
+              <m:t>4</m:t>
+            </m:r>
+          </m:sub>
+        </m:sSub>
+      </m:oMath>
+      <w:r>
+        <w:t xml:space="preserve">, and the</w:t>
+      </w:r>
+      <w:r>
+        <w:t xml:space="preserve"> </w:t>
+      </w:r>
+      <w:r>
+        <w:t xml:space="preserve">one-to-one Hungarian assignment gives it to</w:t>
+      </w:r>
+      <w:r>
+        <w:t xml:space="preserve"> </w:t>
+      </w:r>
+      <m:oMath>
+        <m:sSub>
+          <m:e>
+            <m:r>
+              <m:t>c</m:t>
+            </m:r>
+          </m:e>
+          <m:sub>
+            <m:r>
+              <m:t>4</m:t>
+            </m:r>
+          </m:sub>
+        </m:sSub>
+      </m:oMath>
+      <w:r>
+        <w:t xml:space="preserve">.</w:t>
       </w:r>
     </w:p>
     <w:bookmarkEnd w:id="25"/>
@@ -4720,13 +5017,13 @@
         <w:t xml:space="preserve"> </w:t>
       </w:r>
       <w:r>
-        <w:t xml:space="preserve">is degenerate and the mask falls back to keep-all-bands, which we</w:t>
-      </w:r>
-      <w:r>
-        <w:t xml:space="preserve"> </w:t>
-      </w:r>
-      <w:r>
-        <w:t xml:space="preserve">report transparently in the artefact metadata. Paired-ARI comparison</w:t>
+        <w:t xml:space="preserve">is degenerate and the mask falls back to keep-all-bands; the fallback</w:t>
+      </w:r>
+      <w:r>
+        <w:t xml:space="preserve"> </w:t>
+      </w:r>
+      <w:r>
+        <w:t xml:space="preserve">is recorded in the artefact metadata. Paired-ARI comparison</w:t>
       </w:r>
       <w:r>
         <w:t xml:space="preserve"> </w:t>
@@ -4799,13 +5096,19 @@
         <w:t xml:space="preserve"> </w:t>
       </w:r>
       <w:r>
-        <w:t xml:space="preserve">with the prior literature on agricultural HSI, where SWIR</w:t>
-      </w:r>
-      <w:r>
-        <w:t xml:space="preserve"> </w:t>
-      </w:r>
-      <w:r>
-        <w:t xml:space="preserve">reflectance dominates cellulose/lignin discrimination.</w:t>
+        <w:t xml:space="preserve">with the location of the cellulose and lignin absorption features in</w:t>
+      </w:r>
+      <w:r>
+        <w:t xml:space="preserve"> </w:t>
+      </w:r>
+      <w:r>
+        <w:t xml:space="preserve">the short-wave infrared </w:t>
+      </w:r>
+      <w:r>
+        <w:t xml:space="preserve">(Curran 1989)</w:t>
+      </w:r>
+      <w:r>
+        <w:t xml:space="preserve">.</w:t>
       </w:r>
     </w:p>
     <w:p>
@@ -4813,13 +5116,19 @@
         <w:pStyle w:val="BodyText"/>
       </w:pPr>
       <w:r>
-        <w:t xml:space="preserve">On KSC and Botswana the diagnostic returns a partial-negative</w:t>
-      </w:r>
-      <w:r>
-        <w:t xml:space="preserve"> </w:t>
-      </w:r>
-      <w:r>
-        <w:t xml:space="preserve">result. Paired ARI </w:t>
+        <w:t xml:space="preserve">On KSC under every mask, and on Botswana under the SWIR mask, the</w:t>
+      </w:r>
+      <w:r>
+        <w:t xml:space="preserve"> </w:t>
+      </w:r>
+      <w:r>
+        <w:t xml:space="preserve">diagnostic returns a partial-negative result. Paired</w:t>
+      </w:r>
+      <w:r>
+        <w:t xml:space="preserve"> </w:t>
+      </w:r>
+      <w:r>
+        <w:t xml:space="preserve">ARI </w:t>
       </w:r>
       <m:oMath>
         <m:r>
@@ -4878,13 +5187,13 @@
         <w:t xml:space="preserve"> </w:t>
       </w:r>
       <w:r>
-        <w:t xml:space="preserve">issue: KSC has 13 classes in 5,200 sampled pixels; Botswana has</w:t>
-      </w:r>
-      <w:r>
-        <w:t xml:space="preserve"> </w:t>
-      </w:r>
-      <w:r>
-        <w:t xml:space="preserve">14 classes in 3,248 sampled pixels). The diagnostic does not</w:t>
+        <w:t xml:space="preserve">issue: KSC has 13 classes sampled to 2,686 documents of 5,211 labelled</w:t>
+      </w:r>
+      <w:r>
+        <w:t xml:space="preserve"> </w:t>
+      </w:r>
+      <w:r>
+        <w:t xml:space="preserve">pixels; Botswana has 14 classes sampled to 2,775 of 3,248). The diagnostic does not</w:t>
       </w:r>
       <w:r>
         <w:t xml:space="preserve"> </w:t>
@@ -4989,7 +5298,7 @@
         <w:pStyle w:val="FirstParagraph"/>
       </w:pPr>
       <w:r>
-        <w:t xml:space="preserve">The full sweep ships as 24 (labelled scene, mask) tuples plus 20</w:t>
+        <w:t xml:space="preserve">The full sweep is released as 24 (labelled scene, mask) tuples plus 20</w:t>
       </w:r>
       <w:r>
         <w:t xml:space="preserve"> </w:t>
@@ -5097,15 +5406,6 @@
         <w:t xml:space="preserve"> </w:t>
       </w:r>
       <w:r>
-        <w:rPr>
-          <w:rStyle w:val="VerbatimChar"/>
-        </w:rPr>
-        <w:t xml:space="preserve">dominant_topic_map.bin</w:t>
-      </w:r>
-      <w:r>
-        <w:t xml:space="preserve"> </w:t>
-      </w:r>
-      <w:r>
         <w:t xml:space="preserve">(uint8</w:t>
       </w:r>
       <w:r>
@@ -5135,22 +5435,7 @@
         <w:t xml:space="preserve"> </w:t>
       </w:r>
       <w:r>
-        <w:t xml:space="preserve">per-pixel</w:t>
-      </w:r>
-      <w:r>
-        <w:t xml:space="preserve"> </w:t>
-      </w:r>
-      <w:r>
-        <w:rPr>
-          <w:rStyle w:val="VerbatimChar"/>
-        </w:rPr>
-        <w:t xml:space="preserve">theta_grid.bin</w:t>
-      </w:r>
-      <w:r>
-        <w:t xml:space="preserve"> </w:t>
-      </w:r>
-      <w:r>
-        <w:t xml:space="preserve">(float32</w:t>
+        <w:t xml:space="preserve">per-pixel (float32</w:t>
       </w:r>
       <w:r>
         <w:t xml:space="preserve"> </w:t>
@@ -5188,7 +5473,7 @@
         <w:t xml:space="preserve"> </w:t>
       </w:r>
       <w:r>
-        <w:t xml:space="preserve">footprint: 1726 deterministic artefacts, 421 MB.</w:t>
+        <w:t xml:space="preserve">footprint: 3895 deterministic artefacts, 449 MB.</w:t>
       </w:r>
     </w:p>
     <w:p>
@@ -5202,34 +5487,22 @@
         <w:t xml:space="preserve"> </w:t>
       </w:r>
       <w:r>
-        <w:rPr>
-          <w:rStyle w:val="VerbatimChar"/>
-        </w:rPr>
-        <w:t xml:space="preserve">/api/band-masks</w:t>
-      </w:r>
-      <w:r>
-        <w:t xml:space="preserve">,</w:t>
-      </w:r>
-      <w:r>
-        <w:t xml:space="preserve"> </w:t>
-      </w:r>
-      <w:r>
-        <w:rPr>
-          <w:rStyle w:val="VerbatimChar"/>
-        </w:rPr>
-        <w:t xml:space="preserve">/api/band-masks/{scene}/{mask}</w:t>
-      </w:r>
-      <w:r>
-        <w:t xml:space="preserve">,</w:t>
-      </w:r>
-      <w:r>
-        <w:t xml:space="preserve"> </w:t>
-      </w:r>
-      <w:r>
-        <w:rPr>
-          <w:rStyle w:val="VerbatimChar"/>
-        </w:rPr>
-        <w:t xml:space="preserve">/api/band-masks/canonical-comparison</w:t>
+        <w:t xml:space="preserve">, |/api/band-masks/</w:t>
+      </w:r>
+      <w:r>
+        <w:t xml:space="preserve">scene</w:t>
+      </w:r>
+      <w:r>
+        <w:t xml:space="preserve">/</w:t>
+      </w:r>
+      <w:r>
+        <w:t xml:space="preserve">mask</w:t>
+      </w:r>
+      <w:r>
+        <w:t xml:space="preserve">|,</w:t>
+      </w:r>
+      <w:r>
+        <w:t xml:space="preserve"> </w:t>
       </w:r>
       <w:r>
         <w:t xml:space="preserve">, plus the HIDSAG</w:t>
@@ -5238,13 +5511,19 @@
         <w:t xml:space="preserve"> </w:t>
       </w:r>
       <w:r>
-        <w:t xml:space="preserve">companions. A 109-endpoint smoke harness verifies endpoint health</w:t>
-      </w:r>
-      <w:r>
-        <w:t xml:space="preserve"> </w:t>
-      </w:r>
-      <w:r>
-        <w:t xml:space="preserve">and SPA-shell content on every deploy.</w:t>
+        <w:t xml:space="preserve">companions. A test harness covering 109 endpoints verifies endpoint</w:t>
+      </w:r>
+      <w:r>
+        <w:t xml:space="preserve"> </w:t>
+      </w:r>
+      <w:r>
+        <w:t xml:space="preserve">health and the content of the single-page-application shell at each</w:t>
+      </w:r>
+      <w:r>
+        <w:t xml:space="preserve"> </w:t>
+      </w:r>
+      <w:r>
+        <w:t xml:space="preserve">deployment.</w:t>
       </w:r>
     </w:p>
     <w:p>
@@ -5252,13 +5531,13 @@
         <w:pStyle w:val="BodyText"/>
       </w:pPr>
       <w:r>
-        <w:t xml:space="preserve">The full source — builders, FastAPI app, React frontend, and the</w:t>
-      </w:r>
-      <w:r>
-        <w:t xml:space="preserve"> </w:t>
-      </w:r>
-      <w:r>
-        <w:t xml:space="preserve">companion technical documentation wiki — is available at</w:t>
+        <w:t xml:space="preserve">The full source (builders, FastAPI app, React frontend, and the</w:t>
+      </w:r>
+      <w:r>
+        <w:t xml:space="preserve"> </w:t>
+      </w:r>
+      <w:r>
+        <w:t xml:space="preserve">companion technical documentation wiki) is available at</w:t>
       </w:r>
       <w:r>
         <w:t xml:space="preserve"> </w:t>
@@ -5386,7 +5665,7 @@
         <w:t xml:space="preserve"> </w:t>
       </w:r>
       <w:r>
-        <w:t xml:space="preserve">band-fragile (KSC and Botswana, paired ARI</w:t>
+        <w:t xml:space="preserve">band-fragile (KSC under every mask, Botswana under SWIR, paired ARI</w:t>
       </w:r>
       <w:r>
         <w:t xml:space="preserve"> </w:t>
@@ -5403,13 +5682,7 @@
         </m:r>
       </m:oMath>
       <w:r>
-        <w:t xml:space="preserve">). The</w:t>
-      </w:r>
-      <w:r>
-        <w:t xml:space="preserve"> </w:t>
-      </w:r>
-      <w:r>
-        <w:t xml:space="preserve">full sweep, including 1726 deterministic JSON and binary artefacts,</w:t>
+        <w:t xml:space="preserve">). The full sweep, including 3895 deterministic JSON and binary artefacts,</w:t>
       </w:r>
       <w:r>
         <w:t xml:space="preserve"> </w:t>
@@ -5493,6 +5766,26 @@
         <w:pStyle w:val="FirstParagraph"/>
       </w:pPr>
       <w:r>
+        <w:t xml:space="preserve">This work has been partially funded by The Advanced Mining Technology</w:t>
+      </w:r>
+      <w:r>
+        <w:t xml:space="preserve"> </w:t>
+      </w:r>
+      <w:r>
+        <w:t xml:space="preserve">Center (AMTC) Basal project (ANID/PIA Project AFB220002) and ANID</w:t>
+      </w:r>
+      <w:r>
+        <w:t xml:space="preserve"> </w:t>
+      </w:r>
+      <w:r>
+        <w:t xml:space="preserve">FONDECYT Postdoctorado 3220094.</w:t>
+      </w:r>
+    </w:p>
+    <w:p>
+      <w:pPr>
+        <w:pStyle w:val="BodyText"/>
+      </w:pPr>
+      <w:r>
         <w:t xml:space="preserve">The Hyperspectral Remote Sensing Scenes collection is maintained by</w:t>
       </w:r>
       <w:r>
@@ -5515,7 +5808,7 @@
       </w:r>
     </w:p>
     <w:bookmarkEnd w:id="33"/>
-    <w:bookmarkStart w:id="74" w:name="conflict-of-interest"/>
+    <w:bookmarkStart w:id="73" w:name="conflict-of-interest"/>
     <w:p>
       <w:pPr>
         <w:pStyle w:val="Heading1"/>
@@ -5556,7 +5849,7 @@
         <w:t xml:space="preserve">(Ehrenfeld 2023)</w:t>
       </w:r>
       <w:r>
-        <w:t xml:space="preserve">. The present manuscript is</w:t>
+        <w:t xml:space="preserve">. The present paper is</w:t>
       </w:r>
       <w:r>
         <w:t xml:space="preserve"> </w:t>
@@ -5589,7 +5882,7 @@
         <w:t xml:space="preserve">author declares no other conflict of interest.</w:t>
       </w:r>
     </w:p>
-    <w:bookmarkStart w:id="73" w:name="refs"/>
+    <w:bookmarkStart w:id="72" w:name="refs"/>
     <w:bookmarkStart w:id="35" w:name="ref-baumgardner1992indianpines"/>
     <w:p>
       <w:pPr>
@@ -5829,13 +6122,19 @@
       </w:r>
     </w:p>
     <w:bookmarkEnd w:id="39"/>
-    <w:bookmarkStart w:id="41" w:name="ref-hidsag2023figshare"/>
+    <w:bookmarkStart w:id="41" w:name="ref-curran1989foliar"/>
     <w:p>
       <w:pPr>
         <w:pStyle w:val="Bibliography"/>
       </w:pPr>
       <w:r>
-        <w:t xml:space="preserve">Ehrenfeld, Alejandro. 2023.</w:t>
+        <w:t xml:space="preserve">Curran, Paul J. 1989.</w:t>
+      </w:r>
+      <w:r>
+        <w:t xml:space="preserve"> </w:t>
+      </w:r>
+      <w:r>
+        <w:t xml:space="preserve">“Remote Sensing of Foliar Chemistry.”</w:t>
       </w:r>
       <w:r>
         <w:t xml:space="preserve"> </w:t>
@@ -5845,13 +6144,53 @@
           <w:i/>
           <w:iCs/>
         </w:rPr>
-        <w:t xml:space="preserve">HIDSAG</w:t>
+        <w:t xml:space="preserve">Remote Sensing of Environment</w:t>
+      </w:r>
+      <w:r>
+        <w:t xml:space="preserve"> </w:t>
+      </w:r>
+      <w:r>
+        <w:t xml:space="preserve">30 (3): 271–78.</w:t>
+      </w:r>
+      <w:r>
+        <w:t xml:space="preserve"> </w:t>
+      </w:r>
+      <w:hyperlink r:id="rId40">
+        <w:r>
+          <w:rPr>
+            <w:rStyle w:val="Hyperlink"/>
+          </w:rPr>
+          <w:t xml:space="preserve">https://doi.org/10.1016/0034-4257(89)90069-2</w:t>
+        </w:r>
+      </w:hyperlink>
+      <w:r>
+        <w:t xml:space="preserve">.</w:t>
+      </w:r>
+    </w:p>
+    <w:bookmarkEnd w:id="41"/>
+    <w:bookmarkStart w:id="43" w:name="ref-hidsag2023figshare"/>
+    <w:p>
+      <w:pPr>
+        <w:pStyle w:val="Bibliography"/>
+      </w:pPr>
+      <w:r>
+        <w:t xml:space="preserve">Ehrenfeld, Alejandro. 2023.</w:t>
+      </w:r>
+      <w:r>
+        <w:t xml:space="preserve"> </w:t>
       </w:r>
       <w:r>
         <w:rPr>
           <w:i/>
           <w:iCs/>
         </w:rPr>
+        <w:t xml:space="preserve">HIDSAG</w:t>
+      </w:r>
+      <w:r>
+        <w:rPr>
+          <w:i/>
+          <w:iCs/>
+        </w:rPr>
         <w:t xml:space="preserve">: Hyperspectral Image Database for Supervised Analysis in Geometallurgy</w:t>
       </w:r>
       <w:r>
@@ -5860,7 +6199,7 @@
       <w:r>
         <w:t xml:space="preserve"> </w:t>
       </w:r>
-      <w:hyperlink r:id="rId40">
+      <w:hyperlink r:id="rId42">
         <w:r>
           <w:rPr>
             <w:rStyle w:val="Hyperlink"/>
@@ -5874,7 +6213,7 @@
       <w:r>
         <w:t xml:space="preserve"> </w:t>
       </w:r>
-      <w:hyperlink r:id="rId40">
+      <w:hyperlink r:id="rId42">
         <w:r>
           <w:rPr>
             <w:rStyle w:val="Hyperlink"/>
@@ -5886,8 +6225,8 @@
         <w:t xml:space="preserve">.</w:t>
       </w:r>
     </w:p>
-    <w:bookmarkEnd w:id="41"/>
-    <w:bookmarkStart w:id="43" w:name="ref-hidsag2023"/>
+    <w:bookmarkEnd w:id="43"/>
+    <w:bookmarkStart w:id="45" w:name="ref-hidsag2023"/>
     <w:p>
       <w:pPr>
         <w:pStyle w:val="Bibliography"/>
@@ -5926,7 +6265,7 @@
       <w:r>
         <w:t xml:space="preserve"> </w:t>
       </w:r>
-      <w:hyperlink r:id="rId42">
+      <w:hyperlink r:id="rId44">
         <w:r>
           <w:rPr>
             <w:rStyle w:val="Hyperlink"/>
@@ -5938,8 +6277,8 @@
         <w:t xml:space="preserve">.</w:t>
       </w:r>
     </w:p>
-    <w:bookmarkEnd w:id="43"/>
-    <w:bookmarkStart w:id="46" w:name="ref-rosis_pavia"/>
+    <w:bookmarkEnd w:id="45"/>
+    <w:bookmarkStart w:id="47" w:name="ref-rosis_pavia"/>
     <w:p>
       <w:pPr>
         <w:pStyle w:val="Bibliography"/>
@@ -6005,21 +6344,7 @@
       <w:r>
         <w:t xml:space="preserve"> </w:t>
       </w:r>
-      <w:hyperlink r:id="rId44">
-        <w:r>
-          <w:rPr>
-            <w:rStyle w:val="Hyperlink"/>
-          </w:rPr>
-          <w:t xml:space="preserve">Https://www.ehu.eus/ccwintco/index.php/Hyperspectral_Remote_Sensing_Scenes#Pavia_Centre_and_University</w:t>
-        </w:r>
-      </w:hyperlink>
-      <w:r>
-        <w:t xml:space="preserve">.</w:t>
-      </w:r>
-      <w:r>
-        <w:t xml:space="preserve"> </w:t>
-      </w:r>
-      <w:hyperlink r:id="rId45">
+      <w:hyperlink r:id="rId46">
         <w:r>
           <w:rPr>
             <w:rStyle w:val="Hyperlink"/>
@@ -6031,8 +6356,8 @@
         <w:t xml:space="preserve">.</w:t>
       </w:r>
     </w:p>
-    <w:bookmarkEnd w:id="46"/>
-    <w:bookmarkStart w:id="48" w:name="ref-griffiths2004finding"/>
+    <w:bookmarkEnd w:id="47"/>
+    <w:bookmarkStart w:id="49" w:name="ref-griffiths2004finding"/>
     <w:p>
       <w:pPr>
         <w:pStyle w:val="Bibliography"/>
@@ -6065,7 +6390,7 @@
       <w:r>
         <w:t xml:space="preserve"> </w:t>
       </w:r>
-      <w:hyperlink r:id="rId47">
+      <w:hyperlink r:id="rId48">
         <w:r>
           <w:rPr>
             <w:rStyle w:val="Hyperlink"/>
@@ -6077,14 +6402,32 @@
         <w:t xml:space="preserve">.</w:t>
       </w:r>
     </w:p>
-    <w:bookmarkEnd w:id="48"/>
-    <w:bookmarkStart w:id="50" w:name="ref-hoffman2010online"/>
+    <w:bookmarkEnd w:id="49"/>
+    <w:bookmarkStart w:id="51" w:name="ref-hoffman2010online"/>
     <w:p>
       <w:pPr>
         <w:pStyle w:val="Bibliography"/>
       </w:pPr>
       <w:r>
         <w:t xml:space="preserve">Hoffman, Matthew D., David M. Blei, and Francis R. Bach. 2010.</w:t>
+      </w:r>
+      <w:r>
+        <w:t xml:space="preserve"> </w:t>
+      </w:r>
+      <w:r>
+        <w:t xml:space="preserve">“Online Learning for Latent</w:t>
+      </w:r>
+      <w:r>
+        <w:t xml:space="preserve"> </w:t>
+      </w:r>
+      <w:r>
+        <w:t xml:space="preserve">Dirichlet</w:t>
+      </w:r>
+      <w:r>
+        <w:t xml:space="preserve"> </w:t>
+      </w:r>
+      <w:r>
+        <w:t xml:space="preserve">Allocation.”</w:t>
       </w:r>
       <w:r>
         <w:t xml:space="preserve"> </w:t>
@@ -6094,43 +6437,15 @@
           <w:i/>
           <w:iCs/>
         </w:rPr>
-        <w:t xml:space="preserve">Online Learning for Latent</w:t>
-      </w:r>
-      <w:r>
-        <w:rPr>
-          <w:i/>
-          <w:iCs/>
-        </w:rPr>
-        <w:t xml:space="preserve"> </w:t>
-      </w:r>
-      <w:r>
-        <w:rPr>
-          <w:i/>
-          <w:iCs/>
-        </w:rPr>
-        <w:t xml:space="preserve">Dirichlet</w:t>
-      </w:r>
-      <w:r>
-        <w:rPr>
-          <w:i/>
-          <w:iCs/>
-        </w:rPr>
-        <w:t xml:space="preserve"> </w:t>
-      </w:r>
-      <w:r>
-        <w:rPr>
-          <w:i/>
-          <w:iCs/>
-        </w:rPr>
-        <w:t xml:space="preserve">Allocation</w:t>
-      </w:r>
-      <w:r>
-        <w:t xml:space="preserve">. 23: 856–64.</w:t>
-      </w:r>
-      <w:r>
-        <w:t xml:space="preserve"> </w:t>
-      </w:r>
-      <w:hyperlink r:id="rId49">
+        <w:t xml:space="preserve">Advances in Neural Information Processing Systems 23 (NIPS 2010)</w:t>
+      </w:r>
+      <w:r>
+        <w:t xml:space="preserve">, 856–64.</w:t>
+      </w:r>
+      <w:r>
+        <w:t xml:space="preserve"> </w:t>
+      </w:r>
+      <w:hyperlink r:id="rId50">
         <w:r>
           <w:rPr>
             <w:rStyle w:val="Hyperlink"/>
@@ -6142,8 +6457,8 @@
         <w:t xml:space="preserve">.</w:t>
       </w:r>
     </w:p>
-    <w:bookmarkEnd w:id="50"/>
-    <w:bookmarkStart w:id="52" w:name="ref-hubert1985ari"/>
+    <w:bookmarkEnd w:id="51"/>
+    <w:bookmarkStart w:id="53" w:name="ref-hubert1985ari"/>
     <w:p>
       <w:pPr>
         <w:pStyle w:val="Bibliography"/>
@@ -6176,7 +6491,7 @@
       <w:r>
         <w:t xml:space="preserve"> </w:t>
       </w:r>
-      <w:hyperlink r:id="rId51">
+      <w:hyperlink r:id="rId52">
         <w:r>
           <w:rPr>
             <w:rStyle w:val="Hyperlink"/>
@@ -6188,8 +6503,8 @@
         <w:t xml:space="preserve">.</w:t>
       </w:r>
     </w:p>
-    <w:bookmarkEnd w:id="52"/>
-    <w:bookmarkStart w:id="54" w:name="ref-kuhn1955hungarian"/>
+    <w:bookmarkEnd w:id="53"/>
+    <w:bookmarkStart w:id="55" w:name="ref-kuhn1955hungarian"/>
     <w:p>
       <w:pPr>
         <w:pStyle w:val="Bibliography"/>
@@ -6234,7 +6549,7 @@
       <w:r>
         <w:t xml:space="preserve"> </w:t>
       </w:r>
-      <w:hyperlink r:id="rId53">
+      <w:hyperlink r:id="rId54">
         <w:r>
           <w:rPr>
             <w:rStyle w:val="Hyperlink"/>
@@ -6246,32 +6561,14 @@
         <w:t xml:space="preserve">.</w:t>
       </w:r>
     </w:p>
-    <w:bookmarkEnd w:id="54"/>
-    <w:bookmarkStart w:id="56" w:name="ref-liu2019hsilda"/>
+    <w:bookmarkEnd w:id="55"/>
+    <w:bookmarkStart w:id="57" w:name="ref-eo1_botswana"/>
     <w:p>
       <w:pPr>
         <w:pStyle w:val="Bibliography"/>
       </w:pPr>
       <w:r>
-        <w:t xml:space="preserve">Liu, Lei, Chunhui Wang, Bo Du, and Hanjiang Lai. 2019.</w:t>
-      </w:r>
-      <w:r>
-        <w:t xml:space="preserve"> </w:t>
-      </w:r>
-      <w:r>
-        <w:t xml:space="preserve">“A Latent</w:t>
-      </w:r>
-      <w:r>
-        <w:t xml:space="preserve"> </w:t>
-      </w:r>
-      <w:r>
-        <w:t xml:space="preserve">Dirichlet</w:t>
-      </w:r>
-      <w:r>
-        <w:t xml:space="preserve"> </w:t>
-      </w:r>
-      <w:r>
-        <w:t xml:space="preserve">Allocation-Based Local Spectral-Spatial Hyperspectral Image Classification Method.”</w:t>
+        <w:t xml:space="preserve">NASA EO-1 Hyperion Mission. 2001.</w:t>
       </w:r>
       <w:r>
         <w:t xml:space="preserve"> </w:t>
@@ -6281,88 +6578,48 @@
           <w:i/>
           <w:iCs/>
         </w:rPr>
-        <w:t xml:space="preserve">IEEE Geoscience and Remote Sensing Letters</w:t>
-      </w:r>
-      <w:r>
-        <w:t xml:space="preserve"> </w:t>
-      </w:r>
-      <w:r>
-        <w:t xml:space="preserve">16 (6): 935–39.</w:t>
-      </w:r>
-      <w:r>
-        <w:t xml:space="preserve"> </w:t>
-      </w:r>
-      <w:hyperlink r:id="rId55">
-        <w:r>
-          <w:rPr>
-            <w:rStyle w:val="Hyperlink"/>
-          </w:rPr>
-          <w:t xml:space="preserve">https://doi.org/10.1109/LGRS.2018.2887112</w:t>
-        </w:r>
-      </w:hyperlink>
-      <w:r>
-        <w:t xml:space="preserve">.</w:t>
-      </w:r>
-    </w:p>
-    <w:bookmarkEnd w:id="56"/>
-    <w:bookmarkStart w:id="58" w:name="ref-eo1_botswana"/>
-    <w:p>
-      <w:pPr>
-        <w:pStyle w:val="Bibliography"/>
-      </w:pPr>
-      <w:r>
-        <w:t xml:space="preserve">NASA EO-1 Hyperion Mission. 2001.</w:t>
-      </w:r>
-      <w:r>
-        <w:t xml:space="preserve"> </w:t>
+        <w:t xml:space="preserve">EO-1 Hyperion</w:t>
       </w:r>
       <w:r>
         <w:rPr>
           <w:i/>
           <w:iCs/>
         </w:rPr>
-        <w:t xml:space="preserve">EO-1 Hyperion</w:t>
+        <w:t xml:space="preserve"> </w:t>
       </w:r>
       <w:r>
         <w:rPr>
           <w:i/>
           <w:iCs/>
         </w:rPr>
-        <w:t xml:space="preserve"> </w:t>
+        <w:t xml:space="preserve">Okavango</w:t>
       </w:r>
       <w:r>
         <w:rPr>
           <w:i/>
           <w:iCs/>
         </w:rPr>
-        <w:t xml:space="preserve">Okavango</w:t>
+        <w:t xml:space="preserve"> </w:t>
       </w:r>
       <w:r>
         <w:rPr>
           <w:i/>
           <w:iCs/>
         </w:rPr>
-        <w:t xml:space="preserve"> </w:t>
+        <w:t xml:space="preserve">Botswana</w:t>
       </w:r>
       <w:r>
         <w:rPr>
           <w:i/>
           <w:iCs/>
         </w:rPr>
-        <w:t xml:space="preserve">Botswana</w:t>
+        <w:t xml:space="preserve"> </w:t>
       </w:r>
       <w:r>
         <w:rPr>
           <w:i/>
           <w:iCs/>
         </w:rPr>
-        <w:t xml:space="preserve"> </w:t>
-      </w:r>
-      <w:r>
-        <w:rPr>
-          <w:i/>
-          <w:iCs/>
-        </w:rPr>
         <w:t xml:space="preserve">Hyperspectral Imagery</w:t>
       </w:r>
       <w:r>
@@ -6371,21 +6628,7 @@
       <w:r>
         <w:t xml:space="preserve"> </w:t>
       </w:r>
-      <w:hyperlink r:id="rId57">
-        <w:r>
-          <w:rPr>
-            <w:rStyle w:val="Hyperlink"/>
-          </w:rPr>
-          <w:t xml:space="preserve">Https://www.ehu.eus/ccwintco/index.php/Hyperspectral_Remote_Sensing_Scenes#Botswana</w:t>
-        </w:r>
-      </w:hyperlink>
-      <w:r>
-        <w:t xml:space="preserve">.</w:t>
-      </w:r>
-      <w:r>
-        <w:t xml:space="preserve"> </w:t>
-      </w:r>
-      <w:hyperlink r:id="rId57">
+      <w:hyperlink r:id="rId56">
         <w:r>
           <w:rPr>
             <w:rStyle w:val="Hyperlink"/>
@@ -6397,8 +6640,8 @@
         <w:t xml:space="preserve">.</w:t>
       </w:r>
     </w:p>
-    <w:bookmarkEnd w:id="58"/>
-    <w:bookmarkStart w:id="60" w:name="ref-aviris_ksc"/>
+    <w:bookmarkEnd w:id="57"/>
+    <w:bookmarkStart w:id="59" w:name="ref-aviris_ksc"/>
     <w:p>
       <w:pPr>
         <w:pStyle w:val="Bibliography"/>
@@ -6478,21 +6721,7 @@
       <w:r>
         <w:t xml:space="preserve"> </w:t>
       </w:r>
-      <w:hyperlink r:id="rId59">
-        <w:r>
-          <w:rPr>
-            <w:rStyle w:val="Hyperlink"/>
-          </w:rPr>
-          <w:t xml:space="preserve">Https://www.ehu.eus/ccwintco/index.php/Hyperspectral_Remote_Sensing_Scenes#Kennedy_Space_Center_.28KSC.29</w:t>
-        </w:r>
-      </w:hyperlink>
-      <w:r>
-        <w:t xml:space="preserve">.</w:t>
-      </w:r>
-      <w:r>
-        <w:t xml:space="preserve"> </w:t>
-      </w:r>
-      <w:hyperlink r:id="rId59">
+      <w:hyperlink r:id="rId58">
         <w:r>
           <w:rPr>
             <w:rStyle w:val="Hyperlink"/>
@@ -6504,8 +6733,8 @@
         <w:t xml:space="preserve">.</w:t>
       </w:r>
     </w:p>
-    <w:bookmarkEnd w:id="60"/>
-    <w:bookmarkStart w:id="62" w:name="ref-aviris_salinas"/>
+    <w:bookmarkEnd w:id="59"/>
+    <w:bookmarkStart w:id="61" w:name="ref-aviris_salinas"/>
     <w:p>
       <w:pPr>
         <w:pStyle w:val="Bibliography"/>
@@ -6535,7 +6764,7 @@
           <w:i/>
           <w:iCs/>
         </w:rPr>
-        <w:t xml:space="preserve">Hyperspectral Imagery —</w:t>
+        <w:t xml:space="preserve">Hyperspectral Imagery:</w:t>
       </w:r>
       <w:r>
         <w:rPr>
@@ -6563,7 +6792,28 @@
           <w:i/>
           <w:iCs/>
         </w:rPr>
-        <w:t xml:space="preserve">Valley, California</w:t>
+        <w:t xml:space="preserve">Valley</w:t>
+      </w:r>
+      <w:r>
+        <w:rPr>
+          <w:i/>
+          <w:iCs/>
+        </w:rPr>
+        <w:t xml:space="preserve">,</w:t>
+      </w:r>
+      <w:r>
+        <w:rPr>
+          <w:i/>
+          <w:iCs/>
+        </w:rPr>
+        <w:t xml:space="preserve"> </w:t>
+      </w:r>
+      <w:r>
+        <w:rPr>
+          <w:i/>
+          <w:iCs/>
+        </w:rPr>
+        <w:t xml:space="preserve">California</w:t>
       </w:r>
       <w:r>
         <w:t xml:space="preserve">.</w:t>
@@ -6571,21 +6821,7 @@
       <w:r>
         <w:t xml:space="preserve"> </w:t>
       </w:r>
-      <w:hyperlink r:id="rId61">
-        <w:r>
-          <w:rPr>
-            <w:rStyle w:val="Hyperlink"/>
-          </w:rPr>
-          <w:t xml:space="preserve">Https://www.ehu.eus/ccwintco/index.php/Hyperspectral_Remote_Sensing_Scenes#Salinas_scene</w:t>
-        </w:r>
-      </w:hyperlink>
-      <w:r>
-        <w:t xml:space="preserve">.</w:t>
-      </w:r>
-      <w:r>
-        <w:t xml:space="preserve"> </w:t>
-      </w:r>
-      <w:hyperlink r:id="rId61">
+      <w:hyperlink r:id="rId60">
         <w:r>
           <w:rPr>
             <w:rStyle w:val="Hyperlink"/>
@@ -6597,8 +6833,8 @@
         <w:t xml:space="preserve">.</w:t>
       </w:r>
     </w:p>
-    <w:bookmarkEnd w:id="62"/>
-    <w:bookmarkStart w:id="64" w:name="ref-pedregosa2011scikit"/>
+    <w:bookmarkEnd w:id="61"/>
+    <w:bookmarkStart w:id="63" w:name="ref-pedregosa2011scikit"/>
     <w:p>
       <w:pPr>
         <w:pStyle w:val="Bibliography"/>
@@ -6640,7 +6876,7 @@
       <w:r>
         <w:t xml:space="preserve"> </w:t>
       </w:r>
-      <w:hyperlink r:id="rId63">
+      <w:hyperlink r:id="rId62">
         <w:r>
           <w:rPr>
             <w:rStyle w:val="Hyperlink"/>
@@ -6652,20 +6888,20 @@
         <w:t xml:space="preserve">.</w:t>
       </w:r>
     </w:p>
-    <w:bookmarkEnd w:id="64"/>
-    <w:bookmarkStart w:id="66" w:name="ref-plaza2009recent"/>
+    <w:bookmarkEnd w:id="63"/>
+    <w:bookmarkStart w:id="65" w:name="ref-santibanezleal2022procemin"/>
     <w:p>
       <w:pPr>
         <w:pStyle w:val="Bibliography"/>
       </w:pPr>
       <w:r>
-        <w:t xml:space="preserve">Plaza, Antonio, Jon Atli Benediktsson, Joseph W. Boardman, et al. 2009.</w:t>
-      </w:r>
-      <w:r>
-        <w:t xml:space="preserve"> </w:t>
-      </w:r>
-      <w:r>
-        <w:t xml:space="preserve">“Recent Advances in Techniques for Hyperspectral Image Processing.”</w:t>
+        <w:t xml:space="preserve">Santibañez-Leal, Felipe A., Álvaro F. Egaña, Alejandro Ehrenfeld, Felipe Navarro, and Brian Townley. 2022.</w:t>
+      </w:r>
+      <w:r>
+        <w:t xml:space="preserve"> </w:t>
+      </w:r>
+      <w:r>
+        <w:t xml:space="preserve">“Geometallurgical Estimation of Mineral Samples from Hyperspectral Images and Statistical Topic Modelling.”</w:t>
       </w:r>
       <w:r>
         <w:t xml:space="preserve"> </w:t>
@@ -6675,31 +6911,31 @@
           <w:i/>
           <w:iCs/>
         </w:rPr>
-        <w:t xml:space="preserve">Remote Sensing of Environment</w:t>
-      </w:r>
-      <w:r>
-        <w:t xml:space="preserve"> </w:t>
-      </w:r>
-      <w:r>
-        <w:t xml:space="preserve">113 (Supplement 1): S110–22.</w:t>
-      </w:r>
-      <w:r>
-        <w:t xml:space="preserve"> </w:t>
-      </w:r>
-      <w:hyperlink r:id="rId65">
+        <w:t xml:space="preserve">Proceedings of the 18th International Conference on Mineral Processing and Geometallurgy (Procemin Geomet 2022)</w:t>
+      </w:r>
+      <w:r>
+        <w:t xml:space="preserve"> </w:t>
+      </w:r>
+      <w:r>
+        <w:t xml:space="preserve">(Santiago, Chile).</w:t>
+      </w:r>
+      <w:r>
+        <w:t xml:space="preserve"> </w:t>
+      </w:r>
+      <w:hyperlink r:id="rId64">
         <w:r>
           <w:rPr>
             <w:rStyle w:val="Hyperlink"/>
           </w:rPr>
-          <w:t xml:space="preserve">https://doi.org/10.1016/j.rse.2007.07.028</w:t>
+          <w:t xml:space="preserve">https://www.researchgate.net/publication/369708272</w:t>
         </w:r>
       </w:hyperlink>
       <w:r>
         <w:t xml:space="preserve">.</w:t>
       </w:r>
     </w:p>
-    <w:bookmarkEnd w:id="66"/>
-    <w:bookmarkStart w:id="68" w:name="ref-scipy_assignment"/>
+    <w:bookmarkEnd w:id="65"/>
+    <w:bookmarkStart w:id="67" w:name="ref-scipy_assignment"/>
     <w:p>
       <w:pPr>
         <w:pStyle w:val="Bibliography"/>
@@ -6723,41 +6959,34 @@
           <w:i/>
           <w:iCs/>
         </w:rPr>
-        <w:t xml:space="preserve"> </w:t>
+        <w:t xml:space="preserve">:</w:t>
       </w:r>
       <w:r>
         <w:rPr>
           <w:i/>
           <w:iCs/>
         </w:rPr>
-        <w:t xml:space="preserve">—</w:t>
+        <w:t xml:space="preserve"> </w:t>
       </w:r>
       <w:r>
         <w:rPr>
           <w:i/>
           <w:iCs/>
         </w:rPr>
-        <w:t xml:space="preserve"> </w:t>
+        <w:t xml:space="preserve">SciPy</w:t>
       </w:r>
       <w:r>
         <w:rPr>
           <w:i/>
           <w:iCs/>
         </w:rPr>
-        <w:t xml:space="preserve">SciPy</w:t>
+        <w:t xml:space="preserve"> </w:t>
       </w:r>
       <w:r>
         <w:rPr>
           <w:i/>
           <w:iCs/>
         </w:rPr>
-        <w:t xml:space="preserve"> </w:t>
-      </w:r>
-      <w:r>
-        <w:rPr>
-          <w:i/>
-          <w:iCs/>
-        </w:rPr>
         <w:t xml:space="preserve">Reference</w:t>
       </w:r>
       <w:r>
@@ -6766,7 +6995,7 @@
       <w:r>
         <w:t xml:space="preserve"> </w:t>
       </w:r>
-      <w:hyperlink r:id="rId67">
+      <w:hyperlink r:id="rId66">
         <w:r>
           <w:rPr>
             <w:rStyle w:val="Hyperlink"/>
@@ -6778,8 +7007,8 @@
         <w:t xml:space="preserve">.</w:t>
       </w:r>
     </w:p>
-    <w:bookmarkEnd w:id="68"/>
-    <w:bookmarkStart w:id="70" w:name="ref-vinh2010information"/>
+    <w:bookmarkEnd w:id="67"/>
+    <w:bookmarkStart w:id="69" w:name="ref-vinh2010information"/>
     <w:p>
       <w:pPr>
         <w:pStyle w:val="Bibliography"/>
@@ -6812,7 +7041,7 @@
       <w:r>
         <w:t xml:space="preserve"> </w:t>
       </w:r>
-      <w:hyperlink r:id="rId69">
+      <w:hyperlink r:id="rId68">
         <w:r>
           <w:rPr>
             <w:rStyle w:val="Hyperlink"/>
@@ -6824,8 +7053,8 @@
         <w:t xml:space="preserve">.</w:t>
       </w:r>
     </w:p>
-    <w:bookmarkEnd w:id="70"/>
-    <w:bookmarkStart w:id="72" w:name="ref-zou2017pmlda"/>
+    <w:bookmarkEnd w:id="69"/>
+    <w:bookmarkStart w:id="71" w:name="ref-zou2017pmlda"/>
     <w:p>
       <w:pPr>
         <w:pStyle w:val="Bibliography"/>
@@ -6837,7 +7066,7 @@
         <w:t xml:space="preserve"> </w:t>
       </w:r>
       <w:r>
-        <w:t xml:space="preserve">“A Continuous-Space Partial-Membership Latent</w:t>
+        <w:t xml:space="preserve">“Hyperspectral Unmixing with Endmember Variability Using Partial Membership Latent</w:t>
       </w:r>
       <w:r>
         <w:t xml:space="preserve"> </w:t>
@@ -6849,7 +7078,7 @@
         <w:t xml:space="preserve"> </w:t>
       </w:r>
       <w:r>
-        <w:t xml:space="preserve">Allocation Approach for Subpixel Hyperspectral Imagery.”</w:t>
+        <w:t xml:space="preserve">Allocation.”</w:t>
       </w:r>
       <w:r>
         <w:t xml:space="preserve"> </w:t>
@@ -6859,32 +7088,29 @@
           <w:i/>
           <w:iCs/>
         </w:rPr>
-        <w:t xml:space="preserve">IEEE Transactions on Geoscience and Remote Sensing</w:t>
-      </w:r>
-      <w:r>
-        <w:t xml:space="preserve"> </w:t>
-      </w:r>
-      <w:r>
-        <w:t xml:space="preserve">55 (10): 5840–53.</w:t>
-      </w:r>
-      <w:r>
-        <w:t xml:space="preserve"> </w:t>
-      </w:r>
-      <w:hyperlink r:id="rId71">
+        <w:t xml:space="preserve">Proc. IEEE Int. Conf. Acoust., Speech, Signal Process. (ICASSP)</w:t>
+      </w:r>
+      <w:r>
+        <w:t xml:space="preserve">, 6200–6204.</w:t>
+      </w:r>
+      <w:r>
+        <w:t xml:space="preserve"> </w:t>
+      </w:r>
+      <w:hyperlink r:id="rId70">
         <w:r>
           <w:rPr>
             <w:rStyle w:val="Hyperlink"/>
           </w:rPr>
-          <w:t xml:space="preserve">https://doi.org/10.1109/TGRS.2017.2715350</w:t>
+          <w:t xml:space="preserve">https://doi.org/10.1109/ICASSP.2017.7953348</w:t>
         </w:r>
       </w:hyperlink>
       <w:r>
         <w:t xml:space="preserve">.</w:t>
       </w:r>
     </w:p>
+    <w:bookmarkEnd w:id="71"/>
     <w:bookmarkEnd w:id="72"/>
     <w:bookmarkEnd w:id="73"/>
-    <w:bookmarkEnd w:id="74"/>
     <w:sectPr>
       <w:footnotePr>
         <w:numRestart w:val="eachSect"/>
